--- a/uploads/Proposta/PropostaTOKIO MARINE _BIG SIGMA_.docx
+++ b/uploads/Proposta/PropostaTOKIO MARINE _BIG SIGMA_.docx
@@ -944,7 +944,7 @@
           <w:sz w:val="24"/>
           <w:szCs w:val="24"/>
         </w:rPr>
-        <w:t xml:space="preserve">• 1 Fiscal Diurno</w:t>
+        <w:t xml:space="preserve">• 1 Fiscal Diurno, 4 Diária(s), de: 06/04/2026 até: 09/04/2026</w:t>
       </w:r>
     </w:p>
     <w:p>
@@ -1219,7 +1219,7 @@
           <w:sz w:val="24"/>
           <w:szCs w:val="24"/>
         </w:rPr>
-        <w:t xml:space="preserve">R$ 2.484,00</w:t>
+        <w:t xml:space="preserve">R$ 3.800,00</w:t>
       </w:r>
       <w:r>
         <w:rPr>
@@ -1398,7 +1398,7 @@
           <w:i/>
           <w:iCs/>
         </w:rPr>
-        <w:t xml:space="preserve">18/02/2026</w:t>
+        <w:t xml:space="preserve">20/02/2026</w:t>
       </w:r>
     </w:p>
     <w:p>
